--- a/docs/lista_louvores/Textos_Louvores/SONDA-ME Ó DEUS (578 CC).docx
+++ b/docs/lista_louvores/Textos_Louvores/SONDA-ME Ó DEUS (578 CC).docx
@@ -4,25 +4,24 @@
   <w:body>
     <w:p>
       <w:pPr>
-        <w:spacing w:before="120"/>
+        <w:pStyle w:val="Ttulo1"/>
+        <w:spacing w:after="120"/>
         <w:rPr>
-          <w:sz w:val="28"/>
-          <w:szCs w:val="28"/>
-          <w:u w:val="single"/>
+          <w:b/>
+          <w:bCs/>
         </w:rPr>
       </w:pPr>
       <w:r>
         <w:rPr>
-          <w:sz w:val="28"/>
-          <w:szCs w:val="28"/>
-          <w:u w:val="single"/>
+          <w:b/>
+          <w:bCs/>
         </w:rPr>
         <w:t>SONDA-ME, Ó DEUS (578 CC)</w:t>
       </w:r>
     </w:p>
     <w:p>
       <w:pPr>
-        <w:spacing w:before="120"/>
+        <w:spacing w:after="120"/>
       </w:pPr>
       <w:r>
         <w:t>Sonda-me, ó Deus, pois vês meu coração</w:t>
@@ -30,70 +29,79 @@
       <w:r>
         <w:br/>
         <w:t>Prova-me, ó Pai, Te peço em oração</w:t>
-      </w:r>
-    </w:p>
-    <w:p>
-      <w:r>
-        <w:t>De todo mal liberta-me, Senhor,</w:t>
-      </w:r>
-      <w:r>
-        <w:br/>
-        <w:t>Também da transgressão que oculta for.</w:t>
       </w:r>
     </w:p>
     <w:p>
       <w:pPr>
-        <w:spacing w:before="120"/>
+        <w:spacing w:after="120"/>
       </w:pPr>
       <w:r>
-        <w:t>Vem me limpar dos vis pecados meus,</w:t>
+        <w:t>De todo mal liberta-me, Senhor,</w:t>
       </w:r>
       <w:r>
         <w:br/>
-        <w:t>Conforme prometeste, meu bom Deus</w:t>
-      </w:r>
-    </w:p>
-    <w:p>
-      <w:r>
-        <w:t>Faze-me arder e consumir de amor</w:t>
-      </w:r>
-      <w:r>
-        <w:br/>
-        <w:t>Pois quero Te magnificar, Senhor</w:t>
+        <w:t>Também da transgressão que oculta for.</w:t>
       </w:r>
     </w:p>
     <w:p>
       <w:pPr>
-        <w:spacing w:before="120"/>
+        <w:spacing w:after="120"/>
       </w:pPr>
       <w:r>
-        <w:t>Todo o meu ser, que já não chamo meu,</w:t>
+        <w:t>Vem me limpar dos vis pecados meus,</w:t>
       </w:r>
       <w:r>
         <w:br/>
-        <w:t>Quero gastá-lo no serviço Teu</w:t>
-      </w:r>
-    </w:p>
-    <w:p>
-      <w:r>
-        <w:t>Minhas paixões Tu podes dominar</w:t>
-      </w:r>
-      <w:r>
-        <w:br/>
-        <w:t xml:space="preserve">Ó Santo Deus, vem sempre em </w:t>
-      </w:r>
-      <w:proofErr w:type="gramStart"/>
-      <w:r>
-        <w:t>mim</w:t>
-      </w:r>
-      <w:proofErr w:type="gramEnd"/>
-      <w:r>
-        <w:t xml:space="preserve"> estar</w:t>
+        <w:t>Conforme prometeste, meu bom Deus</w:t>
       </w:r>
     </w:p>
     <w:p>
       <w:pPr>
-        <w:spacing w:before="120"/>
+        <w:spacing w:after="120"/>
+      </w:pPr>
+      <w:r>
+        <w:t>Faze-me arder e consumir de amor</w:t>
+      </w:r>
+      <w:r>
+        <w:br/>
+        <w:t>Pois quero Te magnificar, Senhor</w:t>
+      </w:r>
+    </w:p>
+    <w:p>
+      <w:pPr>
+        <w:spacing w:after="120"/>
+      </w:pPr>
+      <w:r>
+        <w:t>Todo o meu ser, que já não chamo meu,</w:t>
+      </w:r>
+      <w:r>
+        <w:br/>
+        <w:t>Quero gastá-lo no serviço Teu</w:t>
+      </w:r>
+    </w:p>
+    <w:p>
+      <w:pPr>
+        <w:spacing w:after="120"/>
+      </w:pPr>
+      <w:r>
+        <w:t>Minhas paixões Tu podes dominar</w:t>
+      </w:r>
+      <w:r>
+        <w:br/>
+        <w:t xml:space="preserve">Ó Santo Deus, vem sempre em </w:t>
+      </w:r>
+      <w:proofErr w:type="gramStart"/>
+      <w:r>
+        <w:t>mim</w:t>
+      </w:r>
+      <w:proofErr w:type="gramEnd"/>
+      <w:r>
+        <w:t xml:space="preserve"> estar</w:t>
+      </w:r>
+    </w:p>
+    <w:p>
+      <w:pPr>
+        <w:spacing w:after="120"/>
       </w:pPr>
       <w:r>
         <w:t>Lá do alto céu o avivamento vem,</w:t>
@@ -104,6 +112,9 @@
       </w:r>
     </w:p>
     <w:p>
+      <w:pPr>
+        <w:spacing w:after="120"/>
+      </w:pPr>
       <w:r>
         <w:t xml:space="preserve">O Teu poder, as bênçãos, </w:t>
       </w:r>
@@ -120,7 +131,6 @@
         <w:t>Concede aos que são Teus, ó Pai de amor</w:t>
       </w:r>
     </w:p>
-    <w:p/>
     <w:sectPr>
       <w:pgSz w:w="11906" w:h="16838"/>
       <w:pgMar w:top="1417" w:right="1701" w:bottom="1417" w:left="1701" w:header="708" w:footer="708" w:gutter="0"/>
@@ -544,6 +554,27 @@
       <w14:ligatures w14:val="none"/>
     </w:rPr>
   </w:style>
+  <w:style w:type="paragraph" w:styleId="Ttulo1">
+    <w:name w:val="heading 1"/>
+    <w:basedOn w:val="Normal"/>
+    <w:next w:val="Normal"/>
+    <w:link w:val="Ttulo1Char"/>
+    <w:uiPriority w:val="9"/>
+    <w:qFormat/>
+    <w:rsid w:val="00A56F5B"/>
+    <w:pPr>
+      <w:keepNext/>
+      <w:keepLines/>
+      <w:spacing w:before="240"/>
+      <w:outlineLvl w:val="0"/>
+    </w:pPr>
+    <w:rPr>
+      <w:rFonts w:asciiTheme="majorHAnsi" w:eastAsiaTheme="majorEastAsia" w:hAnsiTheme="majorHAnsi" w:cstheme="majorBidi"/>
+      <w:color w:val="2F5496" w:themeColor="accent1" w:themeShade="BF"/>
+      <w:sz w:val="32"/>
+      <w:szCs w:val="32"/>
+    </w:rPr>
+  </w:style>
   <w:style w:type="character" w:default="1" w:styleId="Fontepargpadro">
     <w:name w:val="Default Paragraph Font"/>
     <w:uiPriority w:val="1"/>
@@ -570,6 +601,22 @@
     <w:uiPriority w:val="99"/>
     <w:semiHidden/>
     <w:unhideWhenUsed/>
+  </w:style>
+  <w:style w:type="character" w:customStyle="1" w:styleId="Ttulo1Char">
+    <w:name w:val="Título 1 Char"/>
+    <w:basedOn w:val="Fontepargpadro"/>
+    <w:link w:val="Ttulo1"/>
+    <w:uiPriority w:val="9"/>
+    <w:rsid w:val="00A56F5B"/>
+    <w:rPr>
+      <w:rFonts w:asciiTheme="majorHAnsi" w:eastAsiaTheme="majorEastAsia" w:hAnsiTheme="majorHAnsi" w:cstheme="majorBidi"/>
+      <w:color w:val="2F5496" w:themeColor="accent1" w:themeShade="BF"/>
+      <w:kern w:val="0"/>
+      <w:sz w:val="32"/>
+      <w:szCs w:val="32"/>
+      <w:lang w:eastAsia="pt-BR"/>
+      <w14:ligatures w14:val="none"/>
+    </w:rPr>
   </w:style>
 </w:styles>
 </file>
